--- a/CÔNG TY TNHH VĨNH HIỆP THUẬN/VinhHiepThuan_ThayDoi_CSH_DDPL/HoSo2_QUYẾT ĐỊNH THAY ĐỔI.docx
+++ b/CÔNG TY TNHH VĨNH HIỆP THUẬN/VinhHiepThuan_ThayDoi_CSH_DDPL/HoSo2_QUYẾT ĐỊNH THAY ĐỔI.docx
@@ -81,7 +81,7 @@
                 <w:sz w:val="28"/>
                 <w:szCs w:val="28"/>
               </w:rPr>
-              <w:t>CÔNG TY TNHH LỢI KHÁCH</w:t>
+              <w:t>CÔNG TY TNHH VĨNH HIỆP THUẬN</w:t>
             </w:r>
           </w:p>
           <w:p>
@@ -285,7 +285,7 @@
                 <w:sz w:val="28"/>
                 <w:szCs w:val="28"/>
               </w:rPr>
-              <w:t>ngày 2</w:t>
+              <w:t xml:space="preserve">ngày </w:t>
             </w:r>
             <w:r>
               <w:rPr>
@@ -295,10 +295,8 @@
                 <w:sz w:val="28"/>
                 <w:szCs w:val="28"/>
               </w:rPr>
-              <w:t>6</w:t>
-            </w:r>
-            <w:bookmarkStart w:id="0" w:name="_GoBack"/>
-            <w:bookmarkEnd w:id="0"/>
+              <w:t xml:space="preserve"> </w:t>
+            </w:r>
             <w:r>
               <w:rPr>
                 <w:rFonts w:ascii="Times New Roman" w:eastAsia="Times New Roman" w:hAnsi="Times New Roman" w:cs="Times New Roman"/>
@@ -307,7 +305,27 @@
                 <w:sz w:val="28"/>
                 <w:szCs w:val="28"/>
               </w:rPr>
-              <w:t xml:space="preserve"> tháng 06 năm 2026</w:t>
+              <w:t xml:space="preserve"> tháng </w:t>
+            </w:r>
+            <w:r>
+              <w:rPr>
+                <w:rFonts w:ascii="Times New Roman" w:eastAsia="Times New Roman" w:hAnsi="Times New Roman" w:cs="Times New Roman"/>
+                <w:i/>
+                <w:iCs/>
+                <w:sz w:val="28"/>
+                <w:szCs w:val="28"/>
+              </w:rPr>
+              <w:t xml:space="preserve"> </w:t>
+            </w:r>
+            <w:r>
+              <w:rPr>
+                <w:rFonts w:ascii="Times New Roman" w:eastAsia="Times New Roman" w:hAnsi="Times New Roman" w:cs="Times New Roman"/>
+                <w:i/>
+                <w:iCs/>
+                <w:sz w:val="28"/>
+                <w:szCs w:val="28"/>
+              </w:rPr>
+              <w:t xml:space="preserve"> năm 2026</w:t>
             </w:r>
           </w:p>
         </w:tc>
@@ -628,7 +646,7 @@
           <w:sz w:val="28"/>
           <w:szCs w:val="28"/>
         </w:rPr>
-        <w:t>CÔNG TY TNHH LỢI KHÁCH</w:t>
+        <w:t>CÔNG TY TNHH VĨNH HIỆP THUẬN</w:t>
       </w:r>
     </w:p>
     <w:p>
@@ -802,7 +820,7 @@
           <w:sz w:val="24"/>
           <w:szCs w:val="24"/>
         </w:rPr>
-        <w:t>PHẠM THỊ THÚY ANH</w:t>
+        <w:t>LƯƠNG THỊ CẨM XUYẾN</w:t>
       </w:r>
       <w:r>
         <w:rPr>
@@ -842,15 +860,7 @@
           <w:sz w:val="28"/>
           <w:szCs w:val="28"/>
         </w:rPr>
-        <w:t>G</w:t>
-      </w:r>
-      <w:r>
-        <w:rPr>
-          <w:rFonts w:ascii="Times New Roman" w:hAnsi="Times New Roman"/>
-          <w:sz w:val="28"/>
-          <w:szCs w:val="28"/>
-        </w:rPr>
-        <w:t>iám đốc</w:t>
+        <w:t>Chủ tịch công ty kiêm giám đốc</w:t>
       </w:r>
       <w:r>
         <w:rPr>
@@ -914,7 +924,7 @@
           <w:sz w:val="28"/>
           <w:szCs w:val="28"/>
         </w:rPr>
-        <w:t>TRẦN THỊ THIỆN</w:t>
+        <w:t>LƯƠNG THỊ HỒNG HOA</w:t>
       </w:r>
       <w:r>
         <w:rPr>
@@ -993,311 +1003,20 @@
     </w:p>
     <w:p>
       <w:pPr>
-        <w:tabs>
-          <w:tab w:val="left" w:leader="dot" w:pos="7088"/>
-          <w:tab w:val="left" w:leader="dot" w:pos="9072"/>
-        </w:tabs>
-        <w:spacing w:after="0" w:line="240" w:lineRule="auto"/>
-        <w:ind w:left="0" w:right="0" w:firstLine="567"/>
-        <w:jc w:val="both"/>
-        <w:rPr>
-          <w:rFonts w:ascii="Times New Roman" w:hAnsi="Times New Roman" w:cs="Times New Roman"/>
-          <w:sz w:val="28"/>
-          <w:szCs w:val="28"/>
-        </w:rPr>
-      </w:pPr>
-      <w:r>
-        <w:rPr>
-          <w:rFonts w:ascii="Times New Roman" w:hAnsi="Times New Roman" w:cs="Times New Roman"/>
-          <w:sz w:val="25"/>
-        </w:rPr>
-        <w:t>Họ, chữ đệm và tên (</w:t>
-      </w:r>
-      <w:r>
-        <w:rPr>
-          <w:rFonts w:ascii="Times New Roman" w:hAnsi="Times New Roman" w:cs="Times New Roman"/>
-          <w:i/>
-          <w:sz w:val="25"/>
-        </w:rPr>
-        <w:t>ghi bằng chữ in hoa</w:t>
-      </w:r>
-      <w:r>
-        <w:rPr>
-          <w:rFonts w:ascii="Times New Roman" w:hAnsi="Times New Roman" w:cs="Times New Roman"/>
-          <w:sz w:val="25"/>
-        </w:rPr>
-        <w:t xml:space="preserve">): </w:t>
-      </w:r>
-      <w:r>
-        <w:rPr>
-          <w:rFonts w:ascii="Times New Roman" w:hAnsi="Times New Roman" w:cs="Times New Roman"/>
-          <w:b/>
-          <w:sz w:val="23"/>
-        </w:rPr>
-        <w:t>TRẦN THỊ THIỆN</w:t>
-      </w:r>
-    </w:p>
-    <w:p>
-      <w:pPr>
-        <w:tabs>
-          <w:tab w:val="left" w:leader="dot" w:pos="3686"/>
-          <w:tab w:val="left" w:leader="dot" w:pos="4253"/>
-          <w:tab w:val="left" w:leader="dot" w:pos="5103"/>
-        </w:tabs>
-        <w:spacing w:after="0" w:line="240" w:lineRule="auto"/>
-        <w:ind w:left="0" w:right="0" w:firstLine="567"/>
-        <w:jc w:val="both"/>
-        <w:rPr>
-          <w:rFonts w:ascii="Times New Roman" w:eastAsia="Times New Roman" w:hAnsi="Times New Roman" w:cs="Times New Roman"/>
-          <w:sz w:val="28"/>
-          <w:szCs w:val="28"/>
-        </w:rPr>
-      </w:pPr>
-      <w:r>
-        <w:rPr>
-          <w:rFonts w:ascii="Times New Roman" w:hAnsi="Times New Roman" w:cs="Times New Roman"/>
-          <w:sz w:val="25"/>
-        </w:rPr>
-        <w:t xml:space="preserve">Ngày, tháng, năm sinh: </w:t>
-      </w:r>
-      <w:r>
-        <w:rPr>
-          <w:rFonts w:ascii="Times New Roman" w:hAnsi="Times New Roman" w:cs="Times New Roman"/>
-          <w:sz w:val="23"/>
-        </w:rPr>
-        <w:t>02/05/2001</w:t>
-      </w:r>
-    </w:p>
-    <w:p>
-      <w:pPr>
-        <w:tabs>
-          <w:tab w:val="left" w:leader="dot" w:pos="3686"/>
-          <w:tab w:val="left" w:leader="dot" w:pos="4253"/>
-          <w:tab w:val="left" w:leader="dot" w:pos="5103"/>
-        </w:tabs>
-        <w:spacing w:after="0" w:line="240" w:lineRule="auto"/>
-        <w:ind w:left="0" w:right="0" w:firstLine="567"/>
-        <w:jc w:val="both"/>
-        <w:rPr>
-          <w:rFonts w:ascii="Times New Roman" w:eastAsia="Times New Roman" w:hAnsi="Times New Roman" w:cs="Times New Roman"/>
-          <w:sz w:val="28"/>
-          <w:szCs w:val="28"/>
-        </w:rPr>
-      </w:pPr>
-      <w:r>
-        <w:rPr>
-          <w:rFonts w:ascii="Times New Roman" w:hAnsi="Times New Roman" w:cs="Times New Roman"/>
-          <w:sz w:val="25"/>
-        </w:rPr>
-        <w:t xml:space="preserve">Giới tính: </w:t>
-      </w:r>
-      <w:r>
-        <w:rPr>
-          <w:rFonts w:ascii="Times New Roman" w:hAnsi="Times New Roman" w:cs="Times New Roman"/>
-          <w:sz w:val="23"/>
-        </w:rPr>
-        <w:t>Nữ</w:t>
-      </w:r>
-    </w:p>
-    <w:p>
-      <w:pPr>
-        <w:tabs>
-          <w:tab w:val="left" w:leader="dot" w:pos="2410"/>
-          <w:tab w:val="left" w:leader="dot" w:pos="2977"/>
-          <w:tab w:val="left" w:leader="dot" w:pos="3600"/>
-          <w:tab w:val="left" w:leader="dot" w:pos="4230"/>
-          <w:tab w:val="left" w:pos="4320"/>
-          <w:tab w:val="left" w:pos="4590"/>
-          <w:tab w:val="left" w:leader="dot" w:pos="6300"/>
-          <w:tab w:val="left" w:leader="dot" w:pos="9072"/>
-        </w:tabs>
-        <w:spacing w:after="0" w:line="240" w:lineRule="auto"/>
-        <w:ind w:left="0" w:right="0" w:firstLine="567"/>
-        <w:jc w:val="both"/>
-        <w:rPr>
-          <w:rFonts w:ascii="Times New Roman" w:eastAsia="Times New Roman" w:hAnsi="Times New Roman" w:cs="Times New Roman"/>
-          <w:sz w:val="28"/>
-          <w:szCs w:val="28"/>
-        </w:rPr>
-      </w:pPr>
-      <w:r>
-        <w:rPr>
-          <w:rFonts w:ascii="Times New Roman" w:hAnsi="Times New Roman" w:cs="Times New Roman"/>
-          <w:sz w:val="25"/>
-        </w:rPr>
-        <w:t xml:space="preserve">Số định danh cá nhân: </w:t>
-      </w:r>
-      <w:r>
-        <w:rPr>
-          <w:rFonts w:ascii="Times New Roman" w:eastAsia="Times New Roman" w:hAnsi="Times New Roman" w:cs="Times New Roman"/>
-          <w:sz w:val="24"/>
-          <w:szCs w:val="24"/>
-        </w:rPr>
-        <w:t>040301022006</w:t>
-      </w:r>
-    </w:p>
-    <w:p>
-      <w:pPr>
-        <w:tabs>
-          <w:tab w:val="left" w:leader="dot" w:pos="9072"/>
-        </w:tabs>
-        <w:spacing w:after="0" w:line="240" w:lineRule="auto"/>
-        <w:ind w:left="0" w:right="0" w:firstLine="567"/>
-        <w:jc w:val="both"/>
-        <w:rPr>
-          <w:rFonts w:ascii="Times New Roman" w:hAnsi="Times New Roman" w:cs="Times New Roman"/>
-          <w:sz w:val="28"/>
-          <w:szCs w:val="28"/>
-        </w:rPr>
-      </w:pPr>
-      <w:r>
-        <w:rPr>
-          <w:rFonts w:ascii="Times New Roman" w:hAnsi="Times New Roman" w:cs="Times New Roman"/>
-          <w:sz w:val="25"/>
-        </w:rPr>
-        <w:t>Chức danh: Giám đốc</w:t>
-      </w:r>
-    </w:p>
-    <w:p>
-      <w:pPr>
-        <w:tabs>
-          <w:tab w:val="left" w:leader="dot" w:pos="3828"/>
-          <w:tab w:val="left" w:leader="dot" w:pos="4230"/>
-          <w:tab w:val="left" w:pos="4320"/>
-          <w:tab w:val="left" w:pos="4590"/>
-          <w:tab w:val="left" w:leader="dot" w:pos="6300"/>
-          <w:tab w:val="left" w:leader="dot" w:pos="9072"/>
-        </w:tabs>
-        <w:spacing w:before="80" w:after="80" w:line="240" w:lineRule="auto"/>
-        <w:ind w:left="0" w:right="0" w:firstLine="567"/>
-        <w:jc w:val="both"/>
-        <w:rPr>
-          <w:rFonts w:ascii="Times New Roman" w:eastAsia="Times New Roman" w:hAnsi="Times New Roman" w:cs="Times New Roman"/>
-          <w:sz w:val="28"/>
-          <w:szCs w:val="28"/>
-        </w:rPr>
-      </w:pPr>
-      <w:r>
-        <w:rPr>
-          <w:rFonts w:ascii="Times New Roman" w:eastAsia="Times New Roman" w:hAnsi="Times New Roman" w:cs="Times New Roman"/>
-          <w:sz w:val="28"/>
-          <w:szCs w:val="28"/>
-        </w:rPr>
-        <w:t xml:space="preserve">Địa chỉ liên lạc: </w:t>
-      </w:r>
-    </w:p>
-    <w:p>
-      <w:pPr>
-        <w:spacing w:after="0" w:line="259" w:lineRule="auto"/>
-        <w:ind w:left="0" w:right="0" w:firstLine="851"/>
-        <w:rPr>
-          <w:rFonts w:ascii="Times New Roman" w:hAnsi="Times New Roman" w:cs="Times New Roman"/>
-          <w:sz w:val="28"/>
-          <w:szCs w:val="28"/>
-        </w:rPr>
-      </w:pPr>
-      <w:r>
-        <w:rPr>
-          <w:rFonts w:ascii="Times New Roman" w:hAnsi="Times New Roman" w:cs="Times New Roman"/>
-          <w:sz w:val="25"/>
-        </w:rPr>
-        <w:t xml:space="preserve">Số nhà/phòng, ngách/hẻm, ngõ/kiệt, đường/phố/đại lộ, tổ/xóm/ấp/thôn: </w:t>
-      </w:r>
-      <w:r>
-        <w:rPr>
-          <w:rFonts w:ascii="Times New Roman" w:eastAsia="Times New Roman" w:hAnsi="Times New Roman" w:cs="Times New Roman"/>
-          <w:sz w:val="24"/>
-          <w:szCs w:val="24"/>
-        </w:rPr>
-        <w:t>Hộ Phan Văn Hùng, Tổ 5, Khu Phố 4</w:t>
-      </w:r>
-    </w:p>
-    <w:p>
-      <w:pPr>
-        <w:spacing w:after="0" w:line="259" w:lineRule="auto"/>
-        <w:ind w:left="0" w:right="0" w:firstLine="851"/>
-        <w:rPr>
-          <w:rFonts w:ascii="Times New Roman" w:hAnsi="Times New Roman" w:cs="Times New Roman"/>
-          <w:sz w:val="28"/>
-          <w:szCs w:val="28"/>
-        </w:rPr>
-      </w:pPr>
-      <w:r>
-        <w:rPr>
-          <w:rFonts w:ascii="Times New Roman" w:hAnsi="Times New Roman" w:cs="Times New Roman"/>
-          <w:sz w:val="25"/>
-        </w:rPr>
-        <w:t xml:space="preserve">Xã/Phường/Đặc khu: </w:t>
-      </w:r>
-      <w:r>
-        <w:rPr>
-          <w:rFonts w:ascii="Times New Roman" w:eastAsia="Times New Roman" w:hAnsi="Times New Roman" w:cs="Times New Roman"/>
-          <w:sz w:val="24"/>
-          <w:szCs w:val="24"/>
-        </w:rPr>
-        <w:t>Phường Tân Uyên</w:t>
-      </w:r>
-    </w:p>
-    <w:p>
-      <w:pPr>
-        <w:tabs>
-          <w:tab w:val="left" w:leader="dot" w:pos="2410"/>
-          <w:tab w:val="left" w:leader="dot" w:pos="2977"/>
-          <w:tab w:val="left" w:leader="dot" w:pos="3600"/>
-          <w:tab w:val="left" w:leader="dot" w:pos="4230"/>
-          <w:tab w:val="left" w:pos="4320"/>
-          <w:tab w:val="left" w:pos="4590"/>
-          <w:tab w:val="left" w:leader="dot" w:pos="6300"/>
-          <w:tab w:val="left" w:leader="dot" w:pos="9072"/>
-        </w:tabs>
-        <w:spacing w:after="0" w:line="240" w:lineRule="auto"/>
-        <w:ind w:left="0" w:right="0" w:firstLine="851"/>
-        <w:jc w:val="both"/>
-        <w:rPr>
-          <w:rFonts w:ascii="Times New Roman" w:hAnsi="Times New Roman" w:cs="Times New Roman"/>
-          <w:sz w:val="28"/>
-          <w:szCs w:val="28"/>
-        </w:rPr>
-      </w:pPr>
-      <w:r>
-        <w:rPr>
-          <w:rFonts w:ascii="Times New Roman" w:hAnsi="Times New Roman" w:cs="Times New Roman"/>
-          <w:sz w:val="25"/>
-        </w:rPr>
-        <w:t xml:space="preserve">Tỉnh/Thành phố trực thuộc trung ương: </w:t>
-      </w:r>
-      <w:r>
-        <w:rPr>
-          <w:rFonts w:ascii="Times New Roman" w:hAnsi="Times New Roman" w:cs="Times New Roman"/>
-          <w:sz w:val="23"/>
-        </w:rPr>
-        <w:t>Thành phố Hồ Chí Minh</w:t>
-      </w:r>
-    </w:p>
-    <w:p>
-      <w:pPr>
         <w:spacing w:after="120" w:line="240" w:lineRule="auto"/>
         <w:ind w:left="0" w:right="0" w:firstLine="360"/>
         <w:jc w:val="both"/>
         <w:rPr>
-          <w:rFonts w:ascii="Times New Roman" w:hAnsi="Times New Roman"/>
-          <w:sz w:val="28"/>
-          <w:szCs w:val="28"/>
-        </w:rPr>
-      </w:pPr>
-      <w:r>
-        <w:rPr>
           <w:rFonts w:ascii="Times New Roman" w:hAnsi="Times New Roman" w:cs="Times New Roman"/>
           <w:sz w:val="25"/>
         </w:rPr>
-        <w:t xml:space="preserve">Quốc gia: </w:t>
-      </w:r>
-      <w:r>
-        <w:rPr>
-          <w:rFonts w:ascii="Times New Roman" w:hAnsi="Times New Roman" w:cs="Times New Roman"/>
-          <w:sz w:val="23"/>
-        </w:rPr>
-        <w:t>Việt Nam</w:t>
+      </w:pPr>
+      <w:r>
+        <w:rPr>
+          <w:rFonts w:ascii="Times New Roman" w:hAnsi="Times New Roman" w:cs="Times New Roman"/>
+          <w:sz w:val="25"/>
+        </w:rPr>
+        <w:t>Họ, chữ đệm và tên (ghi bằng chữ in hoa): LƯƠNG THỊ HỒNG HOA</w:t>
       </w:r>
     </w:p>
     <w:p>
@@ -1306,11 +1025,17 @@
         <w:ind w:left="0" w:right="0" w:firstLine="360"/>
         <w:jc w:val="both"/>
         <w:rPr>
-          <w:rFonts w:ascii="Times New Roman" w:hAnsi="Times New Roman"/>
-          <w:sz w:val="28"/>
-          <w:szCs w:val="28"/>
-        </w:rPr>
-      </w:pPr>
+          <w:rFonts w:ascii="Times New Roman" w:hAnsi="Times New Roman" w:cs="Times New Roman"/>
+          <w:sz w:val="25"/>
+        </w:rPr>
+      </w:pPr>
+      <w:r>
+        <w:rPr>
+          <w:rFonts w:ascii="Times New Roman" w:hAnsi="Times New Roman" w:cs="Times New Roman"/>
+          <w:sz w:val="25"/>
+        </w:rPr>
+        <w:t>Ngày, tháng, năm sinh: 01/01/1959</w:t>
+      </w:r>
     </w:p>
     <w:p>
       <w:pPr>
@@ -1318,18 +1043,175 @@
         <w:ind w:left="0" w:right="0" w:firstLine="360"/>
         <w:jc w:val="both"/>
         <w:rPr>
-          <w:rFonts w:ascii="Times New Roman" w:hAnsi="Times New Roman"/>
-          <w:sz w:val="28"/>
-          <w:szCs w:val="28"/>
-        </w:rPr>
-      </w:pPr>
-      <w:r>
-        <w:rPr>
-          <w:rFonts w:ascii="Times New Roman" w:hAnsi="Times New Roman"/>
-          <w:sz w:val="28"/>
-          <w:szCs w:val="28"/>
+          <w:rFonts w:ascii="Times New Roman" w:hAnsi="Times New Roman" w:cs="Times New Roman"/>
+          <w:sz w:val="25"/>
+        </w:rPr>
+      </w:pPr>
+      <w:r>
+        <w:rPr>
+          <w:rFonts w:ascii="Times New Roman" w:hAnsi="Times New Roman" w:cs="Times New Roman"/>
+          <w:sz w:val="25"/>
+        </w:rPr>
+        <w:t>Giới tính: Nữ</w:t>
+      </w:r>
+    </w:p>
+    <w:p>
+      <w:pPr>
+        <w:spacing w:after="120" w:line="240" w:lineRule="auto"/>
+        <w:ind w:left="0" w:right="0" w:firstLine="360"/>
+        <w:jc w:val="both"/>
+        <w:rPr>
+          <w:rFonts w:ascii="Times New Roman" w:hAnsi="Times New Roman" w:cs="Times New Roman"/>
+          <w:sz w:val="25"/>
+        </w:rPr>
+      </w:pPr>
+      <w:r>
+        <w:rPr>
+          <w:rFonts w:ascii="Times New Roman" w:hAnsi="Times New Roman" w:cs="Times New Roman"/>
+          <w:sz w:val="25"/>
+        </w:rPr>
+        <w:t>Số định danh cá nhân: 094159001639</w:t>
+      </w:r>
+    </w:p>
+    <w:p>
+      <w:pPr>
+        <w:spacing w:after="120" w:line="240" w:lineRule="auto"/>
+        <w:ind w:left="0" w:right="0" w:firstLine="360"/>
+        <w:jc w:val="both"/>
+        <w:rPr>
+          <w:rFonts w:ascii="Times New Roman" w:hAnsi="Times New Roman" w:cs="Times New Roman"/>
+          <w:sz w:val="25"/>
+        </w:rPr>
+      </w:pPr>
+      <w:r>
+        <w:rPr>
+          <w:rFonts w:ascii="Times New Roman" w:hAnsi="Times New Roman" w:cs="Times New Roman"/>
+          <w:sz w:val="25"/>
+        </w:rPr>
+        <w:t>Chức danh: Giám đốc</w:t>
+      </w:r>
+    </w:p>
+    <w:p>
+      <w:pPr>
+        <w:spacing w:after="120" w:line="240" w:lineRule="auto"/>
+        <w:ind w:left="0" w:right="0" w:firstLine="360"/>
+        <w:jc w:val="both"/>
+        <w:rPr>
+          <w:rFonts w:ascii="Times New Roman" w:hAnsi="Times New Roman" w:cs="Times New Roman"/>
+          <w:sz w:val="25"/>
+        </w:rPr>
+      </w:pPr>
+      <w:r>
+        <w:rPr>
+          <w:rFonts w:ascii="Times New Roman" w:hAnsi="Times New Roman" w:cs="Times New Roman"/>
+          <w:sz w:val="25"/>
+        </w:rPr>
+        <w:t xml:space="preserve">Địa chỉ liên lạc: </w:t>
+      </w:r>
+    </w:p>
+    <w:p>
+      <w:pPr>
+        <w:spacing w:after="120" w:line="240" w:lineRule="auto"/>
+        <w:ind w:left="0" w:right="0" w:firstLine="360"/>
+        <w:jc w:val="both"/>
+        <w:rPr>
+          <w:rFonts w:ascii="Times New Roman" w:hAnsi="Times New Roman" w:cs="Times New Roman"/>
+          <w:sz w:val="25"/>
+        </w:rPr>
+      </w:pPr>
+      <w:r>
+        <w:rPr>
+          <w:rFonts w:ascii="Times New Roman" w:hAnsi="Times New Roman" w:cs="Times New Roman"/>
+          <w:sz w:val="25"/>
+        </w:rPr>
+        <w:t>Số nhà/phòng, ngách/hẻm, ngõ/kiệt, đường/phố/đại lộ, tổ/xóm/ấp/thôn: số 19/9 khu phố đông b</w:t>
+      </w:r>
+    </w:p>
+    <w:p>
+      <w:pPr>
+        <w:spacing w:after="120" w:line="240" w:lineRule="auto"/>
+        <w:ind w:left="0" w:right="0" w:firstLine="360"/>
+        <w:jc w:val="both"/>
+        <w:rPr>
+          <w:rFonts w:ascii="Times New Roman" w:hAnsi="Times New Roman" w:cs="Times New Roman"/>
+          <w:sz w:val="25"/>
+        </w:rPr>
+      </w:pPr>
+      <w:r>
+        <w:rPr>
+          <w:rFonts w:ascii="Times New Roman" w:hAnsi="Times New Roman" w:cs="Times New Roman"/>
+          <w:sz w:val="25"/>
+        </w:rPr>
+        <w:t>Xã/Phường/Đặc khu: Phường Đông Hòa</w:t>
+      </w:r>
+    </w:p>
+    <w:p>
+      <w:pPr>
+        <w:spacing w:after="120" w:line="240" w:lineRule="auto"/>
+        <w:ind w:left="0" w:right="0" w:firstLine="360"/>
+        <w:jc w:val="both"/>
+        <w:rPr>
+          <w:rFonts w:ascii="Times New Roman" w:hAnsi="Times New Roman" w:cs="Times New Roman"/>
+          <w:sz w:val="25"/>
+        </w:rPr>
+      </w:pPr>
+      <w:r>
+        <w:rPr>
+          <w:rFonts w:ascii="Times New Roman" w:hAnsi="Times New Roman" w:cs="Times New Roman"/>
+          <w:sz w:val="25"/>
+        </w:rPr>
+        <w:t>Tỉnh/Thành phố trực thuộc trung ương: Thành phố Hồ Chí Minh</w:t>
+      </w:r>
+    </w:p>
+    <w:p>
+      <w:pPr>
+        <w:spacing w:after="120" w:line="240" w:lineRule="auto"/>
+        <w:ind w:left="0" w:right="0" w:firstLine="360"/>
+        <w:jc w:val="both"/>
+        <w:rPr>
+          <w:rFonts w:ascii="Times New Roman" w:hAnsi="Times New Roman"/>
+          <w:sz w:val="28"/>
+          <w:szCs w:val="28"/>
+        </w:rPr>
+      </w:pPr>
+      <w:r>
+        <w:rPr>
+          <w:rFonts w:ascii="Times New Roman" w:hAnsi="Times New Roman" w:cs="Times New Roman"/>
+          <w:sz w:val="25"/>
         </w:rPr>
         <w:lastRenderedPageBreak/>
+        <w:t>Quốc gia: Việt Nam</w:t>
+      </w:r>
+    </w:p>
+    <w:p>
+      <w:pPr>
+        <w:spacing w:after="120" w:line="240" w:lineRule="auto"/>
+        <w:ind w:left="0" w:right="0" w:firstLine="360"/>
+        <w:jc w:val="both"/>
+        <w:rPr>
+          <w:rFonts w:ascii="Times New Roman" w:hAnsi="Times New Roman"/>
+          <w:sz w:val="28"/>
+          <w:szCs w:val="28"/>
+        </w:rPr>
+      </w:pPr>
+    </w:p>
+    <w:p>
+      <w:pPr>
+        <w:spacing w:after="120" w:line="240" w:lineRule="auto"/>
+        <w:ind w:left="0" w:right="0" w:firstLine="360"/>
+        <w:jc w:val="both"/>
+        <w:rPr>
+          <w:rFonts w:ascii="Times New Roman" w:hAnsi="Times New Roman"/>
+          <w:sz w:val="28"/>
+          <w:szCs w:val="28"/>
+        </w:rPr>
+      </w:pPr>
+      <w:r>
+        <w:rPr>
+          <w:rFonts w:ascii="Times New Roman" w:hAnsi="Times New Roman"/>
+          <w:sz w:val="28"/>
+          <w:szCs w:val="28"/>
+        </w:rPr>
         <w:t xml:space="preserve"> </w:t>
       </w:r>
     </w:p>
@@ -1452,7 +1334,23 @@
           <w:sz w:val="28"/>
           <w:szCs w:val="28"/>
         </w:rPr>
-        <w:t>Ngành nghề được sửa đổi:</w:t>
+        <w:t xml:space="preserve">Ngành nghề </w:t>
+      </w:r>
+      <w:r>
+        <w:rPr>
+          <w:rFonts w:ascii="Times New Roman" w:hAnsi="Times New Roman"/>
+          <w:sz w:val="28"/>
+          <w:szCs w:val="28"/>
+        </w:rPr>
+        <w:t>bị xóa</w:t>
+      </w:r>
+      <w:r>
+        <w:rPr>
+          <w:rFonts w:ascii="Times New Roman" w:hAnsi="Times New Roman"/>
+          <w:sz w:val="28"/>
+          <w:szCs w:val="28"/>
+        </w:rPr>
+        <w:t>:</w:t>
       </w:r>
     </w:p>
     <w:tbl>
@@ -1475,7 +1373,7 @@
         </w:trPr>
         <w:tc>
           <w:tcPr>
-            <w:tcW w:w="253" w:type="pct"/>
+            <w:tcW w:w="340" w:type="pct"/>
             <w:shd w:val="clear" w:color="auto" w:fill="D9EAF7"/>
             <w:vAlign w:val="center"/>
           </w:tcPr>
@@ -1500,7 +1398,7 @@
         </w:tc>
         <w:tc>
           <w:tcPr>
-            <w:tcW w:w="389" w:type="pct"/>
+            <w:tcW w:w="433" w:type="pct"/>
             <w:shd w:val="clear" w:color="auto" w:fill="D9EAF7"/>
             <w:vAlign w:val="center"/>
           </w:tcPr>
@@ -1525,7 +1423,7 @@
         </w:tc>
         <w:tc>
           <w:tcPr>
-            <w:tcW w:w="3872" w:type="pct"/>
+            <w:tcW w:w="3774" w:type="pct"/>
             <w:shd w:val="clear" w:color="auto" w:fill="D9EAF7"/>
             <w:vAlign w:val="center"/>
           </w:tcPr>
@@ -1550,7 +1448,7 @@
         </w:tc>
         <w:tc>
           <w:tcPr>
-            <w:tcW w:w="486" w:type="pct"/>
+            <w:tcW w:w="452" w:type="pct"/>
             <w:shd w:val="clear" w:color="auto" w:fill="D9EAF7"/>
             <w:vAlign w:val="center"/>
           </w:tcPr>
@@ -1581,7 +1479,7 @@
         </w:trPr>
         <w:tc>
           <w:tcPr>
-            <w:tcW w:w="253" w:type="pct"/>
+            <w:tcW w:w="340" w:type="pct"/>
           </w:tcPr>
           <w:p>
             <w:pPr>
@@ -1603,7 +1501,7 @@
         </w:tc>
         <w:tc>
           <w:tcPr>
-            <w:tcW w:w="389" w:type="pct"/>
+            <w:tcW w:w="433" w:type="pct"/>
           </w:tcPr>
           <w:p>
             <w:pPr>
@@ -1617,37 +1515,54 @@
             </w:pPr>
             <w:r>
               <w:rPr>
-                <w:rFonts w:ascii="Times New Roman" w:eastAsia="Times New Roman" w:hAnsi="Times New Roman" w:cs="Times New Roman"/>
-              </w:rPr>
-              <w:t>3312</w:t>
+                <w:rFonts w:ascii="Times New Roman" w:hAnsi="Times New Roman" w:cs="Times New Roman"/>
+                <w:iCs/>
+              </w:rPr>
+              <w:t>4669</w:t>
             </w:r>
           </w:p>
         </w:tc>
         <w:tc>
           <w:tcPr>
-            <w:tcW w:w="3872" w:type="pct"/>
+            <w:tcW w:w="3774" w:type="pct"/>
           </w:tcPr>
           <w:p>
             <w:pPr>
               <w:spacing w:after="0" w:line="240" w:lineRule="auto"/>
               <w:ind w:left="0" w:right="0"/>
               <w:rPr>
+                <w:rFonts w:ascii="Times New Roman" w:hAnsi="Times New Roman" w:cs="Times New Roman"/>
+                <w:iCs/>
+              </w:rPr>
+            </w:pPr>
+            <w:r>
+              <w:rPr>
+                <w:rFonts w:ascii="Times New Roman" w:hAnsi="Times New Roman" w:cs="Times New Roman"/>
+                <w:iCs/>
+              </w:rPr>
+              <w:t>Bán buôn chuyên doanh khác chưa được phân vào đâu</w:t>
+            </w:r>
+          </w:p>
+          <w:p>
+            <w:pPr>
+              <w:spacing w:after="0" w:line="240" w:lineRule="auto"/>
+              <w:ind w:left="0" w:right="0"/>
+              <w:rPr>
                 <w:rFonts w:ascii="Times New Roman" w:eastAsia="Times New Roman" w:hAnsi="Times New Roman" w:cs="Times New Roman"/>
                 <w:sz w:val="24"/>
               </w:rPr>
             </w:pPr>
             <w:r>
               <w:rPr>
-                <w:rFonts w:ascii="Times New Roman" w:eastAsia="Times New Roman" w:hAnsi="Times New Roman" w:cs="Times New Roman"/>
-                <w:b/>
-              </w:rPr>
-              <w:t>Sửa chữa, bảo dưỡng máy móc, thiết bị</w:t>
+                <w:rFonts w:ascii="Times New Roman" w:hAnsi="Times New Roman" w:cs="Times New Roman"/>
+              </w:rPr>
+              <w:t>Chi tiết: Bán buôn cao su; Bán buôn, xuất nhập khẩu hạt nhựa nguyên sinh và tái sinh: HDPE, LLD, PE, LDPE, PP; Bán buôn, xuất nhập khẩu chậu nhựa pp, HDPE; Bán buôn, xuất nhập khẩu bao bì-băng keo-màng PE, HDPE, LLD, LDPE, PP; Bán buôn, xuất nhập khẩu các sản phẩm nhựa, nguyên liệu từ nhựa, bột màu, hạt nhựa màu. Bán buôn, xuất nhập khẩu hóa chất công nghiệp</w:t>
             </w:r>
           </w:p>
         </w:tc>
         <w:tc>
           <w:tcPr>
-            <w:tcW w:w="486" w:type="pct"/>
+            <w:tcW w:w="452" w:type="pct"/>
           </w:tcPr>
           <w:p>
             <w:pPr>
@@ -1659,6 +1574,164 @@
                 <w:sz w:val="24"/>
               </w:rPr>
             </w:pPr>
+          </w:p>
+        </w:tc>
+      </w:tr>
+    </w:tbl>
+    <w:p>
+      <w:pPr>
+        <w:pStyle w:val="ListParagraph"/>
+        <w:spacing w:after="120" w:line="240" w:lineRule="auto"/>
+        <w:ind w:left="1800" w:right="0"/>
+        <w:jc w:val="both"/>
+        <w:rPr>
+          <w:rFonts w:ascii="Times New Roman" w:hAnsi="Times New Roman"/>
+          <w:sz w:val="28"/>
+          <w:szCs w:val="28"/>
+        </w:rPr>
+      </w:pPr>
+    </w:p>
+    <w:p>
+      <w:pPr>
+        <w:pStyle w:val="ListParagraph"/>
+        <w:numPr>
+          <w:ilvl w:val="0"/>
+          <w:numId w:val="4"/>
+        </w:numPr>
+        <w:spacing w:after="120" w:line="240" w:lineRule="auto"/>
+        <w:ind w:right="0"/>
+        <w:jc w:val="both"/>
+        <w:rPr>
+          <w:rFonts w:ascii="Times New Roman" w:hAnsi="Times New Roman"/>
+          <w:sz w:val="28"/>
+          <w:szCs w:val="28"/>
+        </w:rPr>
+      </w:pPr>
+      <w:r>
+        <w:rPr>
+          <w:rFonts w:ascii="Times New Roman" w:hAnsi="Times New Roman"/>
+          <w:sz w:val="28"/>
+          <w:szCs w:val="28"/>
+        </w:rPr>
+        <w:t>Ngành nghề được bổ sung</w:t>
+      </w:r>
+    </w:p>
+    <w:tbl>
+      <w:tblPr>
+        <w:tblStyle w:val="TableGrid22"/>
+        <w:tblW w:w="5000" w:type="pct"/>
+        <w:jc w:val="center"/>
+        <w:tblLook w:val="04A0" w:firstRow="1" w:lastRow="0" w:firstColumn="1" w:lastColumn="0" w:noHBand="0" w:noVBand="1"/>
+      </w:tblPr>
+      <w:tblGrid>
+        <w:gridCol w:w="632"/>
+        <w:gridCol w:w="804"/>
+        <w:gridCol w:w="7010"/>
+        <w:gridCol w:w="840"/>
+      </w:tblGrid>
+      <w:tr>
+        <w:trPr>
+          <w:tblHeader/>
+          <w:jc w:val="center"/>
+        </w:trPr>
+        <w:tc>
+          <w:tcPr>
+            <w:tcW w:w="340" w:type="pct"/>
+            <w:shd w:val="clear" w:color="auto" w:fill="D9EAF7"/>
+            <w:vAlign w:val="center"/>
+          </w:tcPr>
+          <w:p>
+            <w:pPr>
+              <w:spacing w:after="0" w:line="240" w:lineRule="auto"/>
+              <w:ind w:left="0" w:right="0"/>
+              <w:jc w:val="center"/>
+              <w:rPr>
+                <w:rFonts w:ascii="Times New Roman" w:eastAsia="Times New Roman" w:hAnsi="Times New Roman" w:cs="Times New Roman"/>
+                <w:sz w:val="24"/>
+              </w:rPr>
+            </w:pPr>
+            <w:r>
+              <w:rPr>
+                <w:rFonts w:ascii="Times New Roman" w:eastAsia="Times New Roman" w:hAnsi="Times New Roman" w:cs="Times New Roman"/>
+                <w:b/>
+              </w:rPr>
+              <w:t>STT</w:t>
+            </w:r>
+          </w:p>
+        </w:tc>
+        <w:tc>
+          <w:tcPr>
+            <w:tcW w:w="433" w:type="pct"/>
+            <w:shd w:val="clear" w:color="auto" w:fill="D9EAF7"/>
+            <w:vAlign w:val="center"/>
+          </w:tcPr>
+          <w:p>
+            <w:pPr>
+              <w:spacing w:after="0" w:line="240" w:lineRule="auto"/>
+              <w:ind w:left="0" w:right="0"/>
+              <w:jc w:val="center"/>
+              <w:rPr>
+                <w:rFonts w:ascii="Times New Roman" w:eastAsia="Times New Roman" w:hAnsi="Times New Roman" w:cs="Times New Roman"/>
+                <w:sz w:val="24"/>
+              </w:rPr>
+            </w:pPr>
+            <w:r>
+              <w:rPr>
+                <w:rFonts w:ascii="Times New Roman" w:eastAsia="Times New Roman" w:hAnsi="Times New Roman" w:cs="Times New Roman"/>
+                <w:b/>
+              </w:rPr>
+              <w:t>Mã ngành</w:t>
+            </w:r>
+          </w:p>
+        </w:tc>
+        <w:tc>
+          <w:tcPr>
+            <w:tcW w:w="3774" w:type="pct"/>
+            <w:shd w:val="clear" w:color="auto" w:fill="D9EAF7"/>
+            <w:vAlign w:val="center"/>
+          </w:tcPr>
+          <w:p>
+            <w:pPr>
+              <w:spacing w:after="0" w:line="240" w:lineRule="auto"/>
+              <w:ind w:left="0" w:right="0"/>
+              <w:jc w:val="center"/>
+              <w:rPr>
+                <w:rFonts w:ascii="Times New Roman" w:eastAsia="Times New Roman" w:hAnsi="Times New Roman" w:cs="Times New Roman"/>
+                <w:sz w:val="24"/>
+              </w:rPr>
+            </w:pPr>
+            <w:r>
+              <w:rPr>
+                <w:rFonts w:ascii="Times New Roman" w:eastAsia="Times New Roman" w:hAnsi="Times New Roman" w:cs="Times New Roman"/>
+                <w:b/>
+              </w:rPr>
+              <w:t>Tên ngành bao gồm chi tiết</w:t>
+            </w:r>
+          </w:p>
+        </w:tc>
+        <w:tc>
+          <w:tcPr>
+            <w:tcW w:w="452" w:type="pct"/>
+            <w:shd w:val="clear" w:color="auto" w:fill="D9EAF7"/>
+            <w:vAlign w:val="center"/>
+          </w:tcPr>
+          <w:p>
+            <w:pPr>
+              <w:spacing w:after="0" w:line="240" w:lineRule="auto"/>
+              <w:ind w:left="0" w:right="0"/>
+              <w:jc w:val="center"/>
+              <w:rPr>
+                <w:rFonts w:ascii="Times New Roman" w:eastAsia="Times New Roman" w:hAnsi="Times New Roman" w:cs="Times New Roman"/>
+                <w:sz w:val="24"/>
+              </w:rPr>
+            </w:pPr>
+            <w:r>
+              <w:rPr>
+                <w:rFonts w:ascii="Times New Roman" w:eastAsia="Times New Roman" w:hAnsi="Times New Roman" w:cs="Times New Roman"/>
+                <w:b/>
+              </w:rPr>
+              <w:t>Ngành chính</w:t>
+            </w:r>
           </w:p>
         </w:tc>
       </w:tr>
@@ -1669,7 +1742,7 @@
         </w:trPr>
         <w:tc>
           <w:tcPr>
-            <w:tcW w:w="253" w:type="pct"/>
+            <w:tcW w:w="340" w:type="pct"/>
           </w:tcPr>
           <w:p>
             <w:pPr>
@@ -1685,13 +1758,13 @@
               <w:rPr>
                 <w:rFonts w:ascii="Times New Roman" w:eastAsia="Times New Roman" w:hAnsi="Times New Roman" w:cs="Times New Roman"/>
               </w:rPr>
-              <w:t>2</w:t>
+              <w:t>1</w:t>
             </w:r>
           </w:p>
         </w:tc>
         <w:tc>
           <w:tcPr>
-            <w:tcW w:w="389" w:type="pct"/>
+            <w:tcW w:w="433" w:type="pct"/>
           </w:tcPr>
           <w:p>
             <w:pPr>
@@ -1705,37 +1778,68 @@
             </w:pPr>
             <w:r>
               <w:rPr>
-                <w:rFonts w:ascii="Times New Roman" w:eastAsia="Times New Roman" w:hAnsi="Times New Roman" w:cs="Times New Roman"/>
-              </w:rPr>
-              <w:t>3313</w:t>
+                <w:rFonts w:ascii="Times New Roman" w:hAnsi="Times New Roman" w:cs="Times New Roman"/>
+                <w:iCs/>
+              </w:rPr>
+              <w:t>46</w:t>
+            </w:r>
+            <w:r>
+              <w:rPr>
+                <w:rFonts w:ascii="Times New Roman" w:hAnsi="Times New Roman" w:cs="Times New Roman"/>
+                <w:iCs/>
+              </w:rPr>
+              <w:t>7</w:t>
+            </w:r>
+            <w:r>
+              <w:rPr>
+                <w:rFonts w:ascii="Times New Roman" w:hAnsi="Times New Roman" w:cs="Times New Roman"/>
+                <w:iCs/>
+              </w:rPr>
+              <w:t>9</w:t>
             </w:r>
           </w:p>
         </w:tc>
         <w:tc>
           <w:tcPr>
-            <w:tcW w:w="3872" w:type="pct"/>
+            <w:tcW w:w="3774" w:type="pct"/>
           </w:tcPr>
           <w:p>
             <w:pPr>
               <w:spacing w:after="0" w:line="240" w:lineRule="auto"/>
               <w:ind w:left="0" w:right="0"/>
               <w:rPr>
+                <w:rFonts w:ascii="Times New Roman" w:hAnsi="Times New Roman" w:cs="Times New Roman"/>
+                <w:iCs/>
+              </w:rPr>
+            </w:pPr>
+            <w:r>
+              <w:rPr>
+                <w:rFonts w:ascii="Times New Roman" w:hAnsi="Times New Roman" w:cs="Times New Roman"/>
+                <w:iCs/>
+              </w:rPr>
+              <w:t>Bán buôn chuyên doanh khác chưa được phân vào đâu</w:t>
+            </w:r>
+          </w:p>
+          <w:p>
+            <w:pPr>
+              <w:spacing w:after="0" w:line="240" w:lineRule="auto"/>
+              <w:ind w:left="0" w:right="0"/>
+              <w:rPr>
                 <w:rFonts w:ascii="Times New Roman" w:eastAsia="Times New Roman" w:hAnsi="Times New Roman" w:cs="Times New Roman"/>
                 <w:sz w:val="24"/>
               </w:rPr>
             </w:pPr>
             <w:r>
               <w:rPr>
-                <w:rFonts w:ascii="Times New Roman" w:eastAsia="Times New Roman" w:hAnsi="Times New Roman" w:cs="Times New Roman"/>
-                <w:b/>
-              </w:rPr>
-              <w:t>Sửa chữa, bảo dưỡng thiết bị điện tử và quang học</w:t>
+                <w:rFonts w:ascii="Times New Roman" w:hAnsi="Times New Roman" w:cs="Times New Roman"/>
+              </w:rPr>
+              <w:t>Chi tiết: Bán buôn cao su; Bán buôn, xuất nhập khẩu hạt nhựa nguyên sinh và tái sinh: HDPE, LLD, PE, LDPE, PP; Bán buôn, xuất nhập khẩu chậu nhựa pp, HDPE; Bán buôn, xuất nhập khẩu bao bì-băng keo-màng PE, HDPE, LLD, LDPE, PP; Bán buôn, xuất nhập khẩu các sản phẩm nhựa, nguyên liệu từ nhựa, bột màu, hạt nhựa màu. Bán buôn, xuất nhập khẩu hóa chất công nghiệp</w:t>
             </w:r>
           </w:p>
         </w:tc>
         <w:tc>
           <w:tcPr>
-            <w:tcW w:w="486" w:type="pct"/>
+            <w:tcW w:w="452" w:type="pct"/>
           </w:tcPr>
           <w:p>
             <w:pPr>
@@ -1750,264 +1854,6 @@
           </w:p>
         </w:tc>
       </w:tr>
-      <w:tr>
-        <w:trPr>
-          <w:cantSplit/>
-          <w:jc w:val="center"/>
-        </w:trPr>
-        <w:tc>
-          <w:tcPr>
-            <w:tcW w:w="253" w:type="pct"/>
-          </w:tcPr>
-          <w:p>
-            <w:pPr>
-              <w:spacing w:after="0" w:line="240" w:lineRule="auto"/>
-              <w:ind w:left="0" w:right="0"/>
-              <w:jc w:val="center"/>
-              <w:rPr>
-                <w:rFonts w:ascii="Times New Roman" w:eastAsia="Times New Roman" w:hAnsi="Times New Roman" w:cs="Times New Roman"/>
-              </w:rPr>
-            </w:pPr>
-            <w:r>
-              <w:rPr>
-                <w:rFonts w:ascii="Times New Roman" w:eastAsia="Times New Roman" w:hAnsi="Times New Roman" w:cs="Times New Roman"/>
-              </w:rPr>
-              <w:t>3</w:t>
-            </w:r>
-          </w:p>
-        </w:tc>
-        <w:tc>
-          <w:tcPr>
-            <w:tcW w:w="389" w:type="pct"/>
-          </w:tcPr>
-          <w:p>
-            <w:pPr>
-              <w:spacing w:after="0" w:line="240" w:lineRule="auto"/>
-              <w:ind w:left="0" w:right="0"/>
-              <w:jc w:val="center"/>
-              <w:rPr>
-                <w:rFonts w:ascii="Times New Roman" w:eastAsia="Times New Roman" w:hAnsi="Times New Roman" w:cs="Times New Roman"/>
-              </w:rPr>
-            </w:pPr>
-            <w:r>
-              <w:rPr>
-                <w:rFonts w:ascii="Times New Roman" w:eastAsia="Times New Roman" w:hAnsi="Times New Roman" w:cs="Times New Roman"/>
-              </w:rPr>
-              <w:t>3314</w:t>
-            </w:r>
-          </w:p>
-        </w:tc>
-        <w:tc>
-          <w:tcPr>
-            <w:tcW w:w="3872" w:type="pct"/>
-          </w:tcPr>
-          <w:p>
-            <w:pPr>
-              <w:spacing w:after="0" w:line="240" w:lineRule="auto"/>
-              <w:ind w:left="0" w:right="0"/>
-              <w:rPr>
-                <w:rFonts w:ascii="Times New Roman" w:eastAsia="Times New Roman" w:hAnsi="Times New Roman" w:cs="Times New Roman"/>
-                <w:b/>
-              </w:rPr>
-            </w:pPr>
-            <w:r>
-              <w:rPr>
-                <w:rFonts w:ascii="Times New Roman" w:eastAsia="Times New Roman" w:hAnsi="Times New Roman" w:cs="Times New Roman"/>
-                <w:b/>
-              </w:rPr>
-              <w:t>Sửa chữa, bảo dưỡng thiết bị điện</w:t>
-            </w:r>
-          </w:p>
-        </w:tc>
-        <w:tc>
-          <w:tcPr>
-            <w:tcW w:w="486" w:type="pct"/>
-          </w:tcPr>
-          <w:p>
-            <w:pPr>
-              <w:spacing w:after="0" w:line="240" w:lineRule="auto"/>
-              <w:ind w:left="0" w:right="0"/>
-              <w:jc w:val="center"/>
-              <w:rPr>
-                <w:rFonts w:ascii="Times New Roman" w:eastAsia="Times New Roman" w:hAnsi="Times New Roman" w:cs="Times New Roman"/>
-                <w:sz w:val="24"/>
-              </w:rPr>
-            </w:pPr>
-          </w:p>
-        </w:tc>
-      </w:tr>
-      <w:tr>
-        <w:trPr>
-          <w:cantSplit/>
-          <w:jc w:val="center"/>
-        </w:trPr>
-        <w:tc>
-          <w:tcPr>
-            <w:tcW w:w="253" w:type="pct"/>
-          </w:tcPr>
-          <w:p>
-            <w:pPr>
-              <w:spacing w:after="0" w:line="240" w:lineRule="auto"/>
-              <w:ind w:left="0" w:right="0"/>
-              <w:jc w:val="center"/>
-              <w:rPr>
-                <w:rFonts w:ascii="Times New Roman" w:eastAsia="Times New Roman" w:hAnsi="Times New Roman" w:cs="Times New Roman"/>
-              </w:rPr>
-            </w:pPr>
-            <w:r>
-              <w:rPr>
-                <w:rFonts w:ascii="Times New Roman" w:eastAsia="Times New Roman" w:hAnsi="Times New Roman" w:cs="Times New Roman"/>
-              </w:rPr>
-              <w:t>4</w:t>
-            </w:r>
-          </w:p>
-        </w:tc>
-        <w:tc>
-          <w:tcPr>
-            <w:tcW w:w="389" w:type="pct"/>
-          </w:tcPr>
-          <w:p>
-            <w:pPr>
-              <w:spacing w:after="0" w:line="240" w:lineRule="auto"/>
-              <w:ind w:left="0" w:right="0"/>
-              <w:jc w:val="center"/>
-              <w:rPr>
-                <w:rFonts w:ascii="Times New Roman" w:eastAsia="Times New Roman" w:hAnsi="Times New Roman" w:cs="Times New Roman"/>
-              </w:rPr>
-            </w:pPr>
-            <w:r>
-              <w:rPr>
-                <w:rFonts w:ascii="Times New Roman" w:eastAsia="Times New Roman" w:hAnsi="Times New Roman" w:cs="Times New Roman"/>
-              </w:rPr>
-              <w:t>3319</w:t>
-            </w:r>
-          </w:p>
-        </w:tc>
-        <w:tc>
-          <w:tcPr>
-            <w:tcW w:w="3872" w:type="pct"/>
-          </w:tcPr>
-          <w:p>
-            <w:pPr>
-              <w:spacing w:after="0" w:line="240" w:lineRule="auto"/>
-              <w:ind w:left="0" w:right="0"/>
-              <w:rPr>
-                <w:rFonts w:ascii="Times New Roman" w:eastAsia="Times New Roman" w:hAnsi="Times New Roman" w:cs="Times New Roman"/>
-                <w:b/>
-              </w:rPr>
-            </w:pPr>
-            <w:r>
-              <w:rPr>
-                <w:rFonts w:ascii="Times New Roman" w:eastAsia="Times New Roman" w:hAnsi="Times New Roman" w:cs="Times New Roman"/>
-                <w:b/>
-              </w:rPr>
-              <w:t>Sửa chữa, bảo dưỡng thiết bị khác</w:t>
-            </w:r>
-          </w:p>
-        </w:tc>
-        <w:tc>
-          <w:tcPr>
-            <w:tcW w:w="486" w:type="pct"/>
-          </w:tcPr>
-          <w:p>
-            <w:pPr>
-              <w:spacing w:after="0" w:line="240" w:lineRule="auto"/>
-              <w:ind w:left="0" w:right="0"/>
-              <w:jc w:val="center"/>
-              <w:rPr>
-                <w:rFonts w:ascii="Times New Roman" w:eastAsia="Times New Roman" w:hAnsi="Times New Roman" w:cs="Times New Roman"/>
-                <w:sz w:val="24"/>
-              </w:rPr>
-            </w:pPr>
-          </w:p>
-        </w:tc>
-      </w:tr>
-      <w:tr>
-        <w:trPr>
-          <w:cantSplit/>
-          <w:jc w:val="center"/>
-        </w:trPr>
-        <w:tc>
-          <w:tcPr>
-            <w:tcW w:w="253" w:type="pct"/>
-          </w:tcPr>
-          <w:p>
-            <w:pPr>
-              <w:spacing w:after="0" w:line="240" w:lineRule="auto"/>
-              <w:ind w:left="0" w:right="0"/>
-              <w:jc w:val="center"/>
-              <w:rPr>
-                <w:rFonts w:ascii="Times New Roman" w:eastAsia="Times New Roman" w:hAnsi="Times New Roman" w:cs="Times New Roman"/>
-              </w:rPr>
-            </w:pPr>
-            <w:r>
-              <w:rPr>
-                <w:rFonts w:ascii="Times New Roman" w:eastAsia="Times New Roman" w:hAnsi="Times New Roman" w:cs="Times New Roman"/>
-              </w:rPr>
-              <w:t>5</w:t>
-            </w:r>
-          </w:p>
-        </w:tc>
-        <w:tc>
-          <w:tcPr>
-            <w:tcW w:w="389" w:type="pct"/>
-          </w:tcPr>
-          <w:p>
-            <w:pPr>
-              <w:spacing w:after="0" w:line="240" w:lineRule="auto"/>
-              <w:ind w:left="0" w:right="0"/>
-              <w:jc w:val="center"/>
-              <w:rPr>
-                <w:rFonts w:ascii="Times New Roman" w:eastAsia="Times New Roman" w:hAnsi="Times New Roman" w:cs="Times New Roman"/>
-              </w:rPr>
-            </w:pPr>
-            <w:r>
-              <w:rPr>
-                <w:rFonts w:ascii="Times New Roman" w:eastAsia="Times New Roman" w:hAnsi="Times New Roman" w:cs="Times New Roman"/>
-              </w:rPr>
-              <w:t>4651</w:t>
-            </w:r>
-          </w:p>
-        </w:tc>
-        <w:tc>
-          <w:tcPr>
-            <w:tcW w:w="3872" w:type="pct"/>
-          </w:tcPr>
-          <w:p>
-            <w:pPr>
-              <w:spacing w:after="0" w:line="240" w:lineRule="auto"/>
-              <w:ind w:left="0" w:right="0"/>
-              <w:rPr>
-                <w:rFonts w:ascii="Times New Roman" w:eastAsia="Times New Roman" w:hAnsi="Times New Roman" w:cs="Times New Roman"/>
-                <w:b/>
-              </w:rPr>
-            </w:pPr>
-            <w:r>
-              <w:rPr>
-                <w:rFonts w:ascii="Times New Roman" w:eastAsia="Times New Roman" w:hAnsi="Times New Roman" w:cs="Times New Roman"/>
-                <w:b/>
-              </w:rPr>
-              <w:t>Bán buôn máy tính, thiết bị ngoại vi và phần mềm</w:t>
-            </w:r>
-          </w:p>
-        </w:tc>
-        <w:tc>
-          <w:tcPr>
-            <w:tcW w:w="486" w:type="pct"/>
-          </w:tcPr>
-          <w:p>
-            <w:pPr>
-              <w:spacing w:after="0" w:line="240" w:lineRule="auto"/>
-              <w:ind w:left="0" w:right="0"/>
-              <w:jc w:val="center"/>
-              <w:rPr>
-                <w:rFonts w:ascii="Times New Roman" w:eastAsia="Times New Roman" w:hAnsi="Times New Roman" w:cs="Times New Roman"/>
-                <w:sz w:val="24"/>
-              </w:rPr>
-            </w:pPr>
-          </w:p>
-        </w:tc>
-      </w:tr>
     </w:tbl>
     <w:p>
       <w:pPr>
@@ -2078,11 +1924,10 @@
       </w:r>
       <w:r>
         <w:rPr>
-          <w:rFonts w:ascii="Times New Roman" w:hAnsi="Times New Roman"/>
-          <w:sz w:val="28"/>
-          <w:szCs w:val="28"/>
-        </w:rPr>
-        <w:t>TRẦN THỊ THIỆN</w:t>
+          <w:rFonts w:ascii="Times New Roman" w:hAnsi="Times New Roman" w:cs="Times New Roman"/>
+          <w:sz w:val="25"/>
+        </w:rPr>
+        <w:t>LƯƠNG THỊ HỒNG HOA</w:t>
       </w:r>
       <w:r>
         <w:rPr>
@@ -2280,8 +2125,8 @@
         <w:tblLook w:val="04A0" w:firstRow="1" w:lastRow="0" w:firstColumn="1" w:lastColumn="0" w:noHBand="0" w:noVBand="1"/>
       </w:tblPr>
       <w:tblGrid>
+        <w:gridCol w:w="4646"/>
         <w:gridCol w:w="4650"/>
-        <w:gridCol w:w="4646"/>
       </w:tblGrid>
       <w:tr>
         <w:tc>
@@ -2363,6 +2208,7 @@
                 <w:sz w:val="28"/>
                 <w:szCs w:val="28"/>
               </w:rPr>
+              <w:lastRenderedPageBreak/>
               <w:t>- Phòng ĐKKD TP Hồ Chí Minh</w:t>
             </w:r>
             <w:r>
@@ -2429,6 +2275,7 @@
                 <w:sz w:val="28"/>
                 <w:szCs w:val="28"/>
               </w:rPr>
+              <w:lastRenderedPageBreak/>
               <w:t>CHỦ SỞ HỮU</w:t>
             </w:r>
           </w:p>
@@ -2530,12 +2377,13 @@
             </w:pPr>
             <w:r>
               <w:rPr>
-                <w:rFonts w:ascii="Times New Roman" w:eastAsia="Times New Roman" w:hAnsi="Times New Roman" w:cs="Times New Roman"/>
-                <w:sz w:val="24"/>
-                <w:szCs w:val="24"/>
-              </w:rPr>
-              <w:t>PHẠM THỊ THÚY ANH</w:t>
-            </w:r>
+                <w:rFonts w:ascii="Times New Roman" w:hAnsi="Times New Roman" w:cs="Times New Roman"/>
+                <w:sz w:val="25"/>
+              </w:rPr>
+              <w:t>LƯƠNG THỊ HỒNG HOA</w:t>
+            </w:r>
+            <w:bookmarkStart w:id="0" w:name="_GoBack"/>
+            <w:bookmarkEnd w:id="0"/>
           </w:p>
         </w:tc>
       </w:tr>
@@ -4060,21 +3908,6 @@
 </file>
 
 <file path=customXml/item1.xml><?xml version="1.0" encoding="utf-8"?>
-<p:properties xmlns:p="http://schemas.microsoft.com/office/2006/metadata/properties" xmlns:xsi="http://www.w3.org/2001/XMLSchema-instance" xmlns:pc="http://schemas.microsoft.com/office/infopath/2007/PartnerControls">
-  <documentManagement>
-    <AlternateThumbnailUrl xmlns="http://schemas.microsoft.com/sharepoint/v3">
-      <Url xsi:nil="true"/>
-      <Description xsi:nil="true"/>
-    </AlternateThumbnailUrl>
-    <VideoThumbnail xmlns="4ae7861e-4bff-47fb-9754-a3da037d4eb5" xsi:nil="true"/>
-    <ImageCreateDate xmlns="http://schemas.microsoft.com/sharepoint/v3" xsi:nil="true"/>
-    <GetImgForVideo xmlns="4ae7861e-4bff-47fb-9754-a3da037d4eb5" xsi:nil="true"/>
-    <Description xmlns="http://schemas.microsoft.com/sharepoint/v3" xsi:nil="true"/>
-  </documentManagement>
-</p:properties>
-</file>
-
-<file path=customXml/item2.xml><?xml version="1.0" encoding="utf-8"?>
 <?mso-contentType ?>
 <FormTemplates xmlns="http://schemas.microsoft.com/sharepoint/v3/contenttype/forms">
   <Display>DocumentLibraryForm</Display>
@@ -4083,7 +3916,7 @@
 </FormTemplates>
 </file>
 
-<file path=customXml/item3.xml><?xml version="1.0" encoding="utf-8"?>
+<file path=customXml/item2.xml><?xml version="1.0" encoding="utf-8"?>
 <ct:contentTypeSchema xmlns:ct="http://schemas.microsoft.com/office/2006/metadata/contentType" xmlns:ma="http://schemas.microsoft.com/office/2006/metadata/properties/metaAttributes" ct:_="" ma:_="" ma:contentTypeName="Picture" ma:contentTypeID="0x0101020088C615AFA6081A4EAC6D0C7B5DE5004C" ma:contentTypeVersion="3" ma:contentTypeDescription="Upload an image or a photograph." ma:contentTypeScope="" ma:versionID="8a358c36b680c6236bc77b7a1286c80c">
   <xsd:schema xmlns:xsd="http://www.w3.org/2001/XMLSchema" xmlns:xs="http://www.w3.org/2001/XMLSchema" xmlns:p="http://schemas.microsoft.com/office/2006/metadata/properties" xmlns:ns1="http://schemas.microsoft.com/sharepoint/v3" xmlns:ns2="4ae7861e-4bff-47fb-9754-a3da037d4eb5" targetNamespace="http://schemas.microsoft.com/office/2006/metadata/properties" ma:root="true" ma:fieldsID="1315e3235dfc98430f19347398624d38" ns1:_="" ns2:_="">
     <xsd:import namespace="http://schemas.microsoft.com/sharepoint/v3"/>
@@ -4271,18 +4104,22 @@
 </ct:contentTypeSchema>
 </file>
 
-<file path=customXml/itemProps1.xml><?xml version="1.0" encoding="utf-8"?>
-<ds:datastoreItem xmlns:ds="http://schemas.openxmlformats.org/officeDocument/2006/customXml" ds:itemID="{DFBF5159-804B-4563-9B15-6A0468B25410}">
-  <ds:schemaRefs>
-    <ds:schemaRef ds:uri="http://schemas.microsoft.com/office/2006/metadata/properties"/>
-    <ds:schemaRef ds:uri="http://schemas.microsoft.com/office/infopath/2007/PartnerControls"/>
-    <ds:schemaRef ds:uri="http://schemas.microsoft.com/sharepoint/v3"/>
-    <ds:schemaRef ds:uri="4ae7861e-4bff-47fb-9754-a3da037d4eb5"/>
-  </ds:schemaRefs>
-</ds:datastoreItem>
+<file path=customXml/item3.xml><?xml version="1.0" encoding="utf-8"?>
+<p:properties xmlns:p="http://schemas.microsoft.com/office/2006/metadata/properties" xmlns:xsi="http://www.w3.org/2001/XMLSchema-instance" xmlns:pc="http://schemas.microsoft.com/office/infopath/2007/PartnerControls">
+  <documentManagement>
+    <AlternateThumbnailUrl xmlns="http://schemas.microsoft.com/sharepoint/v3">
+      <Url xsi:nil="true"/>
+      <Description xsi:nil="true"/>
+    </AlternateThumbnailUrl>
+    <VideoThumbnail xmlns="4ae7861e-4bff-47fb-9754-a3da037d4eb5" xsi:nil="true"/>
+    <ImageCreateDate xmlns="http://schemas.microsoft.com/sharepoint/v3" xsi:nil="true"/>
+    <GetImgForVideo xmlns="4ae7861e-4bff-47fb-9754-a3da037d4eb5" xsi:nil="true"/>
+    <Description xmlns="http://schemas.microsoft.com/sharepoint/v3" xsi:nil="true"/>
+  </documentManagement>
+</p:properties>
 </file>
 
-<file path=customXml/itemProps2.xml><?xml version="1.0" encoding="utf-8"?>
+<file path=customXml/itemProps1.xml><?xml version="1.0" encoding="utf-8"?>
 <ds:datastoreItem xmlns:ds="http://schemas.openxmlformats.org/officeDocument/2006/customXml" ds:itemID="{AFD07A8A-035B-44B3-8740-60045F8E4C9F}">
   <ds:schemaRefs>
     <ds:schemaRef ds:uri="http://schemas.microsoft.com/sharepoint/v3/contenttype/forms"/>
@@ -4290,7 +4127,7 @@
 </ds:datastoreItem>
 </file>
 
-<file path=customXml/itemProps3.xml><?xml version="1.0" encoding="utf-8"?>
+<file path=customXml/itemProps2.xml><?xml version="1.0" encoding="utf-8"?>
 <ds:datastoreItem xmlns:ds="http://schemas.openxmlformats.org/officeDocument/2006/customXml" ds:itemID="{8032CC91-C47F-435F-963C-35AB8945FB24}">
   <ds:schemaRefs>
     <ds:schemaRef ds:uri="http://schemas.microsoft.com/office/2006/metadata/contentType"/>
@@ -4307,4 +4144,15 @@
     <ds:schemaRef ds:uri="http://schemas.microsoft.com/internal/obd"/>
   </ds:schemaRefs>
 </ds:datastoreItem>
+</file>
+
+<file path=customXml/itemProps3.xml><?xml version="1.0" encoding="utf-8"?>
+<ds:datastoreItem xmlns:ds="http://schemas.openxmlformats.org/officeDocument/2006/customXml" ds:itemID="{DFBF5159-804B-4563-9B15-6A0468B25410}">
+  <ds:schemaRefs>
+    <ds:schemaRef ds:uri="http://schemas.microsoft.com/office/2006/metadata/properties"/>
+    <ds:schemaRef ds:uri="http://schemas.microsoft.com/office/infopath/2007/PartnerControls"/>
+    <ds:schemaRef ds:uri="http://schemas.microsoft.com/sharepoint/v3"/>
+    <ds:schemaRef ds:uri="4ae7861e-4bff-47fb-9754-a3da037d4eb5"/>
+  </ds:schemaRefs>
+</ds:datastoreItem>
 </file>